--- a/sources/veille/2026-07-27_veille_has-actualite.docx
+++ b/sources/veille/2026-07-27_veille_has-actualite.docx
@@ -92,7 +92,7 @@
           <w:sz w:val="22"/>
           <w:szCs w:val="22"/>
         </w:rPr>
-        <w:t xml:space="preserve">20/07/2026 — Obligation vaccinale contre la grippe (recommandation HAS, publication : 20/07/2026) : La HAS recommande une obligation vaccinale annuelle contre la grippe pour l'ensemble des professionnels de santé ainsi que pour les personnels des établissements médico-sociaux hébergeant des personnes âgées. Déploiement prioritaire en EHPAD et USLD, déploiement progressif sur deux ans pour les autres structures médico-sociales accueillant des seniors.</w:t>
+        <w:t xml:space="preserve">20/07/2026 — Obligation vaccinale contre la grippe (recommandation HAS, publication : 20/07/2026) : la HAS recommande une obligation vaccinale annuelle contre la grippe pour (1) l'ensemble des professionnels de santé, salariés comme libéraux ; (2) les AUTRES professionnels des établissements de santé ET des établissements médico-sociaux hébergeant des personnes âgées, à la condition expresse qu'ils soient « en contact avec des personnes à risque de forme sévère de grippe » ; (3) les étudiants des filières médicales et paramédicales, par cohérence. Déploiement prioritaire et immédiat en EHPAD et USLD ; pour les autres établissements, déploiement progressif « sur une période de deux ans renouvelables un an », dans un cadre concerté. ⚠️ Correction du 02/08/2026 : la première version de cette note omettait le qualificatif restrictif « en contact avec des personnes à risque de forme sévère » — qui limite le périmètre — ainsi que les établissements de santé et les étudiants ; elle indiquait « deux ans » sans le « renouvelables un an ».</w:t>
       </w:r>
     </w:p>
     <w:p>
@@ -297,7 +297,7 @@
           <w:sz w:val="22"/>
           <w:szCs w:val="22"/>
         </w:rPr>
-        <w:t xml:space="preserve">Obligation vaccinale grippe (recommandation HAS du 20/07/2026) : La recommandation cible explicitement les professionnels des structures médico-sociales hébergeant des personnes âgées (EHPAD, USLD en premier rang). Pour les foyers d'hébergement, FAM et MAS accueillant des adultes vulnérables, le déploiement progressif est mentionné sans précision de calendrier à ce stade. À surveiller : la publication d'un éventuel décret d'application. Action recommandée : informer la direction, anticiper l'impact RH (obligation annuelle, refus possibles).</w:t>
+        <w:t xml:space="preserve">Obligation vaccinale grippe (recommandation HAS du 20/07/2026) : le périmètre énoncé par la HAS vise les professionnels de santé, les autres professionnels des établissements de santé et des établissements médico-sociaux HÉBERGEANT DES PERSONNES ÂGÉES en contact avec des personnes à risque de forme sévère, et les étudiants médicaux et paramédicaux. ⚠️ Point d'attention pour un foyer d'hébergement, un FAM ou une MAS accueillant des adultes en situation de handicap : ces structures ne relèvent PAS du périmètre tel qu'il est formulé, sauf à héberger des personnes âgées. La première version de cette note laissait entendre qu'elles étaient concernées par un « déploiement progressif » — c'était une extrapolation, la recommandation ne les mentionne pas. Reste applicable en revanche : les professionnels de santé exerçant DANS ces structures (infirmiers, médecins) sont visés au titre du point (1), quel que soit le type d'établissement. À surveiller : un éventuel décret d'application, qui seul fixera le périmètre juridique — la recommandation HAS n'a pas force obligatoire. Action : informer la direction, recenser les professionnels de santé de l'équipe, ne pas anticiper d'obligation générale non fondée à ce stade.</w:t>
       </w:r>
     </w:p>
     <w:p>
